--- a/en/scientists/CV/Word/Ahmadov_Emil_CV_EN.docx
+++ b/en/scientists/CV/Word/Ahmadov_Emil_CV_EN.docx
@@ -439,7 +439,7 @@
           <w:sz w:val="21"/>
           <w:szCs w:val="21"/>
         </w:rPr>
-        <w:t>Emil Ahmadov is head of the Landau Department of Theoretical Physics at the Moscow Institute of Physics and Technology and a leading researcher in that institute’s High Energy Physics Laboratory and at the Institute for Theoretical and Experimental Physics in Moscow. The CV dates a PhD defense to 11 April 1998 and a habilitation defense to 3 June 2009, without giving the institutions or thesis titles. From 2005 to 2020 he was a visiting professor or researcher at the Albert Einstein Institute in Golm, and in 2002 at KEK in Tsukuba. The CV lists state assignments and grants from the Basis foundation, the Dynasty foundation, and the President of the Russian Federation.</w:t>
+        <w:t>Emil Ahmadov is head of the Landau Department of Theoretical Physics at the Moscow Institute of Physics and Technology and a leading researcher in that institute’s High Energy Physics Laboratory and at the Institute for Theoretical and Experimental Physics in Moscow. PhD defense: 11 April 1998; habilitation defense: 3 June 2009. From 2005 to 2020 he was a visiting professor or researcher at the Albert Einstein Institute in Golm, and in 2002 at KEK in Tsukuba. Holds state assignments and grants from the Basis foundation, the Dynasty foundation, and the President of the Russian Federation.</w:t>
       </w:r>
     </w:p>
     <w:p>
